--- a/TaskBoard/DOC/zadanie.docx
+++ b/TaskBoard/DOC/zadanie.docx
@@ -881,6 +881,695 @@
           </mc:Fallback>
         </mc:AlternateContent>
       </w:r>
+      <w:r>
+        <w:rPr>
+          <w:highlight w:val="none"/>
+        </w:rPr>
+      </w:r>
+      <w:r>
+        <w:rPr>
+          <w:highlight w:val="none"/>
+        </w:rPr>
+      </w:r>
+      <w:r>
+        <w:rPr>
+          <w:highlight w:val="none"/>
+        </w:rPr>
+      </w:r>
+    </w:p>
+    <w:p>
+      <w:pPr>
+        <w:pBdr/>
+        <w:spacing/>
+        <w:ind/>
+        <w:rPr>
+          <w:highlight w:val="none"/>
+        </w:rPr>
+      </w:pPr>
+      <w:r>
+        <w:rPr>
+          <w:highlight w:val="none"/>
+        </w:rPr>
+      </w:r>
+      <w:r>
+        <w:rPr>
+          <w:highlight w:val="none"/>
+        </w:rPr>
+      </w:r>
+      <w:r>
+        <w:t xml:space="preserve">Уровень 2 — Среднее:</w:t>
+      </w:r>
+      <w:r>
+        <w:rPr>
+          <w:highlight w:val="none"/>
+        </w:rPr>
+      </w:r>
+      <w:r>
+        <w:rPr>
+          <w:highlight w:val="none"/>
+        </w:rPr>
+      </w:r>
+    </w:p>
+    <w:p>
+      <w:pPr>
+        <w:pBdr/>
+        <w:spacing/>
+        <w:ind/>
+        <w:rPr>
+          <w:highlight w:val="none"/>
+        </w:rPr>
+      </w:pPr>
+      <w:r>
+        <w:rPr>
+          <w:highlight w:val="none"/>
+        </w:rPr>
+      </w:r>
+      <w:r>
+        <w:rPr>
+          <w:highlight w:val="none"/>
+        </w:rPr>
+      </w:r>
+      <w:r>
+        <mc:AlternateContent>
+          <mc:Choice Requires="wpg">
+            <w:drawing>
+              <wp:inline xmlns:wp="http://schemas.openxmlformats.org/drawingml/2006/wordprocessingDrawing" distT="0" distB="0" distL="0" distR="0">
+                <wp:extent cx="5734050" cy="1609725"/>
+                <wp:effectExtent l="0" t="0" r="0" b="0"/>
+                <wp:docPr id="10" name=""/>
+                <wp:cNvGraphicFramePr>
+                  <a:graphicFrameLocks xmlns:a="http://schemas.openxmlformats.org/drawingml/2006/main" noChangeAspect="1"/>
+                </wp:cNvGraphicFramePr>
+                <a:graphic xmlns:a="http://schemas.openxmlformats.org/drawingml/2006/main">
+                  <a:graphicData uri="http://schemas.openxmlformats.org/drawingml/2006/picture">
+                    <pic:pic xmlns:pic="http://schemas.openxmlformats.org/drawingml/2006/picture">
+                      <pic:nvPicPr>
+                        <pic:cNvPr id="850058795" name=""/>
+                        <pic:cNvPicPr>
+                          <a:picLocks noChangeAspect="1"/>
+                        </pic:cNvPicPr>
+                        <pic:nvPr/>
+                      </pic:nvPicPr>
+                      <pic:blipFill rotWithShape="1">
+                        <a:blip r:embed="rId17"/>
+                        <a:stretch/>
+                      </pic:blipFill>
+                      <pic:spPr bwMode="auto">
+                        <a:xfrm>
+                          <a:off x="0" y="0"/>
+                          <a:ext cx="5734049" cy="1609724"/>
+                        </a:xfrm>
+                        <a:prstGeom prst="rect">
+                          <a:avLst/>
+                        </a:prstGeom>
+                      </pic:spPr>
+                    </pic:pic>
+                  </a:graphicData>
+                </a:graphic>
+              </wp:inline>
+            </w:drawing>
+          </mc:Choice>
+          <mc:Fallback>
+            <w:pict>
+              <v:shapetype id="_x0000_t75" coordsize="21600,21600" o:spt="75" o:preferrelative="t" path="m@4@5l@4@11@9@11@9@5xe" filled="f" stroked="f">
+                <v:stroke joinstyle="miter"/>
+                <v:formulas>
+                  <v:f eqn="if lineDrawn pixelLineWidth 0"/>
+                  <v:f eqn="sum @0 1 0"/>
+                  <v:f eqn="sum 0 0 @1"/>
+                  <v:f eqn="prod @2 1 2"/>
+                  <v:f eqn="prod @3 21600 pixelWidth"/>
+                  <v:f eqn="prod @3 21600 pixelHeight"/>
+                  <v:f eqn="sum @0 0 1"/>
+                  <v:f eqn="prod @6 1 2"/>
+                  <v:f eqn="prod @7 21600 pixelWidth"/>
+                  <v:f eqn="sum @8 21600 0"/>
+                  <v:f eqn="prod @7 21600 pixelHeight"/>
+                  <v:f eqn="sum @10 21600 0"/>
+                </v:formulas>
+                <v:path o:extrusionok="f" gradientshapeok="t" o:connecttype="rect"/>
+                <o:lock v:ext="edit" aspectratio="t"/>
+              </v:shapetype>
+              <v:shape id="_x0000_i9" o:spid="_x0000_s9" type="#_x0000_t75" style="width:451.50pt;height:126.75pt;mso-wrap-distance-left:0.00pt;mso-wrap-distance-top:0.00pt;mso-wrap-distance-right:0.00pt;mso-wrap-distance-bottom:0.00pt;z-index:1;" stroked="false">
+                <v:imagedata r:id="rId17" o:title=""/>
+                <o:lock v:ext="edit" rotation="t"/>
+              </v:shape>
+            </w:pict>
+          </mc:Fallback>
+        </mc:AlternateContent>
+      </w:r>
+      <w:r>
+        <w:rPr>
+          <w:highlight w:val="none"/>
+        </w:rPr>
+      </w:r>
+      <w:r>
+        <w:rPr>
+          <w:highlight w:val="none"/>
+        </w:rPr>
+      </w:r>
+    </w:p>
+    <w:p>
+      <w:pPr>
+        <w:pBdr/>
+        <w:spacing/>
+        <w:ind/>
+        <w:rPr>
+          <w:highlight w:val="none"/>
+        </w:rPr>
+      </w:pPr>
+      <w:r>
+        <w:rPr>
+          <w:highlight w:val="none"/>
+        </w:rPr>
+      </w:r>
+      <w:r>
+        <mc:AlternateContent>
+          <mc:Choice Requires="wpg">
+            <w:drawing>
+              <wp:inline xmlns:wp="http://schemas.openxmlformats.org/drawingml/2006/wordprocessingDrawing" distT="0" distB="0" distL="0" distR="0">
+                <wp:extent cx="5940425" cy="2232053"/>
+                <wp:effectExtent l="0" t="0" r="0" b="0"/>
+                <wp:docPr id="11" name=""/>
+                <wp:cNvGraphicFramePr>
+                  <a:graphicFrameLocks xmlns:a="http://schemas.openxmlformats.org/drawingml/2006/main" noChangeAspect="1"/>
+                </wp:cNvGraphicFramePr>
+                <a:graphic xmlns:a="http://schemas.openxmlformats.org/drawingml/2006/main">
+                  <a:graphicData uri="http://schemas.openxmlformats.org/drawingml/2006/picture">
+                    <pic:pic xmlns:pic="http://schemas.openxmlformats.org/drawingml/2006/picture">
+                      <pic:nvPicPr>
+                        <pic:cNvPr id="1475060224" name=""/>
+                        <pic:cNvPicPr>
+                          <a:picLocks noChangeAspect="1"/>
+                        </pic:cNvPicPr>
+                        <pic:nvPr/>
+                      </pic:nvPicPr>
+                      <pic:blipFill rotWithShape="1">
+                        <a:blip r:embed="rId18"/>
+                        <a:stretch/>
+                      </pic:blipFill>
+                      <pic:spPr bwMode="auto">
+                        <a:xfrm>
+                          <a:off x="0" y="0"/>
+                          <a:ext cx="5940424" cy="2232052"/>
+                        </a:xfrm>
+                        <a:prstGeom prst="rect">
+                          <a:avLst/>
+                        </a:prstGeom>
+                      </pic:spPr>
+                    </pic:pic>
+                  </a:graphicData>
+                </a:graphic>
+              </wp:inline>
+            </w:drawing>
+          </mc:Choice>
+          <mc:Fallback>
+            <w:pict>
+              <v:shapetype id="_x0000_t75" coordsize="21600,21600" o:spt="75" o:preferrelative="t" path="m@4@5l@4@11@9@11@9@5xe" filled="f" stroked="f">
+                <v:stroke joinstyle="miter"/>
+                <v:formulas>
+                  <v:f eqn="if lineDrawn pixelLineWidth 0"/>
+                  <v:f eqn="sum @0 1 0"/>
+                  <v:f eqn="sum 0 0 @1"/>
+                  <v:f eqn="prod @2 1 2"/>
+                  <v:f eqn="prod @3 21600 pixelWidth"/>
+                  <v:f eqn="prod @3 21600 pixelHeight"/>
+                  <v:f eqn="sum @0 0 1"/>
+                  <v:f eqn="prod @6 1 2"/>
+                  <v:f eqn="prod @7 21600 pixelWidth"/>
+                  <v:f eqn="sum @8 21600 0"/>
+                  <v:f eqn="prod @7 21600 pixelHeight"/>
+                  <v:f eqn="sum @10 21600 0"/>
+                </v:formulas>
+                <v:path o:extrusionok="f" gradientshapeok="t" o:connecttype="rect"/>
+                <o:lock v:ext="edit" aspectratio="t"/>
+              </v:shapetype>
+              <v:shape id="_x0000_i10" o:spid="_x0000_s10" type="#_x0000_t75" style="width:467.75pt;height:175.75pt;mso-wrap-distance-left:0.00pt;mso-wrap-distance-top:0.00pt;mso-wrap-distance-right:0.00pt;mso-wrap-distance-bottom:0.00pt;z-index:1;" stroked="false">
+                <v:imagedata r:id="rId18" o:title=""/>
+                <o:lock v:ext="edit" rotation="t"/>
+              </v:shape>
+            </w:pict>
+          </mc:Fallback>
+        </mc:AlternateContent>
+      </w:r>
+      <w:r>
+        <w:rPr>
+          <w:highlight w:val="none"/>
+        </w:rPr>
+      </w:r>
+      <w:r>
+        <w:rPr>
+          <w:highlight w:val="none"/>
+        </w:rPr>
+      </w:r>
+      <w:r>
+        <w:rPr>
+          <w:highlight w:val="none"/>
+        </w:rPr>
+      </w:r>
+    </w:p>
+    <w:p>
+      <w:pPr>
+        <w:pBdr/>
+        <w:spacing/>
+        <w:ind/>
+        <w:rPr>
+          <w:highlight w:val="none"/>
+        </w:rPr>
+      </w:pPr>
+      <w:r>
+        <w:rPr>
+          <w:highlight w:val="none"/>
+        </w:rPr>
+      </w:r>
+      <w:r>
+        <mc:AlternateContent>
+          <mc:Choice Requires="wpg">
+            <w:drawing>
+              <wp:inline xmlns:wp="http://schemas.openxmlformats.org/drawingml/2006/wordprocessingDrawing" distT="0" distB="0" distL="0" distR="0">
+                <wp:extent cx="5940425" cy="2028599"/>
+                <wp:effectExtent l="0" t="0" r="0" b="0"/>
+                <wp:docPr id="12" name=""/>
+                <wp:cNvGraphicFramePr>
+                  <a:graphicFrameLocks xmlns:a="http://schemas.openxmlformats.org/drawingml/2006/main" noChangeAspect="1"/>
+                </wp:cNvGraphicFramePr>
+                <a:graphic xmlns:a="http://schemas.openxmlformats.org/drawingml/2006/main">
+                  <a:graphicData uri="http://schemas.openxmlformats.org/drawingml/2006/picture">
+                    <pic:pic xmlns:pic="http://schemas.openxmlformats.org/drawingml/2006/picture">
+                      <pic:nvPicPr>
+                        <pic:cNvPr id="1226163937" name=""/>
+                        <pic:cNvPicPr>
+                          <a:picLocks noChangeAspect="1"/>
+                        </pic:cNvPicPr>
+                        <pic:nvPr/>
+                      </pic:nvPicPr>
+                      <pic:blipFill rotWithShape="1">
+                        <a:blip r:embed="rId19"/>
+                        <a:stretch/>
+                      </pic:blipFill>
+                      <pic:spPr bwMode="auto">
+                        <a:xfrm>
+                          <a:off x="0" y="0"/>
+                          <a:ext cx="5940424" cy="2028598"/>
+                        </a:xfrm>
+                        <a:prstGeom prst="rect">
+                          <a:avLst/>
+                        </a:prstGeom>
+                      </pic:spPr>
+                    </pic:pic>
+                  </a:graphicData>
+                </a:graphic>
+              </wp:inline>
+            </w:drawing>
+          </mc:Choice>
+          <mc:Fallback>
+            <w:pict>
+              <v:shapetype id="_x0000_t75" coordsize="21600,21600" o:spt="75" o:preferrelative="t" path="m@4@5l@4@11@9@11@9@5xe" filled="f" stroked="f">
+                <v:stroke joinstyle="miter"/>
+                <v:formulas>
+                  <v:f eqn="if lineDrawn pixelLineWidth 0"/>
+                  <v:f eqn="sum @0 1 0"/>
+                  <v:f eqn="sum 0 0 @1"/>
+                  <v:f eqn="prod @2 1 2"/>
+                  <v:f eqn="prod @3 21600 pixelWidth"/>
+                  <v:f eqn="prod @3 21600 pixelHeight"/>
+                  <v:f eqn="sum @0 0 1"/>
+                  <v:f eqn="prod @6 1 2"/>
+                  <v:f eqn="prod @7 21600 pixelWidth"/>
+                  <v:f eqn="sum @8 21600 0"/>
+                  <v:f eqn="prod @7 21600 pixelHeight"/>
+                  <v:f eqn="sum @10 21600 0"/>
+                </v:formulas>
+                <v:path o:extrusionok="f" gradientshapeok="t" o:connecttype="rect"/>
+                <o:lock v:ext="edit" aspectratio="t"/>
+              </v:shapetype>
+              <v:shape id="_x0000_i11" o:spid="_x0000_s11" type="#_x0000_t75" style="width:467.75pt;height:159.73pt;mso-wrap-distance-left:0.00pt;mso-wrap-distance-top:0.00pt;mso-wrap-distance-right:0.00pt;mso-wrap-distance-bottom:0.00pt;z-index:1;" stroked="false">
+                <v:imagedata r:id="rId19" o:title=""/>
+                <o:lock v:ext="edit" rotation="t"/>
+              </v:shape>
+            </w:pict>
+          </mc:Fallback>
+        </mc:AlternateContent>
+      </w:r>
+      <w:r>
+        <w:rPr>
+          <w:highlight w:val="none"/>
+        </w:rPr>
+      </w:r>
+      <w:r/>
+      <w:r>
+        <w:rPr>
+          <w:highlight w:val="none"/>
+        </w:rPr>
+      </w:r>
+      <w:r>
+        <w:rPr>
+          <w:highlight w:val="none"/>
+        </w:rPr>
+      </w:r>
+      <w:r>
+        <w:rPr>
+          <w:highlight w:val="none"/>
+        </w:rPr>
+      </w:r>
+    </w:p>
+    <w:p>
+      <w:pPr>
+        <w:pBdr/>
+        <w:spacing/>
+        <w:ind/>
+        <w:rPr>
+          <w:highlight w:val="none"/>
+        </w:rPr>
+      </w:pPr>
+      <w:r>
+        <w:rPr>
+          <w:highlight w:val="none"/>
+        </w:rPr>
+      </w:r>
+      <w:r>
+        <mc:AlternateContent>
+          <mc:Choice Requires="wpg">
+            <w:drawing>
+              <wp:inline xmlns:wp="http://schemas.openxmlformats.org/drawingml/2006/wordprocessingDrawing" distT="0" distB="0" distL="0" distR="0">
+                <wp:extent cx="5940425" cy="3187857"/>
+                <wp:effectExtent l="0" t="0" r="0" b="0"/>
+                <wp:docPr id="13" name=""/>
+                <wp:cNvGraphicFramePr>
+                  <a:graphicFrameLocks xmlns:a="http://schemas.openxmlformats.org/drawingml/2006/main" noChangeAspect="1"/>
+                </wp:cNvGraphicFramePr>
+                <a:graphic xmlns:a="http://schemas.openxmlformats.org/drawingml/2006/main">
+                  <a:graphicData uri="http://schemas.openxmlformats.org/drawingml/2006/picture">
+                    <pic:pic xmlns:pic="http://schemas.openxmlformats.org/drawingml/2006/picture">
+                      <pic:nvPicPr>
+                        <pic:cNvPr id="597168921" name=""/>
+                        <pic:cNvPicPr>
+                          <a:picLocks noChangeAspect="1"/>
+                        </pic:cNvPicPr>
+                        <pic:nvPr/>
+                      </pic:nvPicPr>
+                      <pic:blipFill rotWithShape="1">
+                        <a:blip r:embed="rId20"/>
+                        <a:stretch/>
+                      </pic:blipFill>
+                      <pic:spPr bwMode="auto">
+                        <a:xfrm>
+                          <a:off x="0" y="0"/>
+                          <a:ext cx="5940424" cy="3187857"/>
+                        </a:xfrm>
+                        <a:prstGeom prst="rect">
+                          <a:avLst/>
+                        </a:prstGeom>
+                      </pic:spPr>
+                    </pic:pic>
+                  </a:graphicData>
+                </a:graphic>
+              </wp:inline>
+            </w:drawing>
+          </mc:Choice>
+          <mc:Fallback>
+            <w:pict>
+              <v:shapetype id="_x0000_t75" coordsize="21600,21600" o:spt="75" o:preferrelative="t" path="m@4@5l@4@11@9@11@9@5xe" filled="f" stroked="f">
+                <v:stroke joinstyle="miter"/>
+                <v:formulas>
+                  <v:f eqn="if lineDrawn pixelLineWidth 0"/>
+                  <v:f eqn="sum @0 1 0"/>
+                  <v:f eqn="sum 0 0 @1"/>
+                  <v:f eqn="prod @2 1 2"/>
+                  <v:f eqn="prod @3 21600 pixelWidth"/>
+                  <v:f eqn="prod @3 21600 pixelHeight"/>
+                  <v:f eqn="sum @0 0 1"/>
+                  <v:f eqn="prod @6 1 2"/>
+                  <v:f eqn="prod @7 21600 pixelWidth"/>
+                  <v:f eqn="sum @8 21600 0"/>
+                  <v:f eqn="prod @7 21600 pixelHeight"/>
+                  <v:f eqn="sum @10 21600 0"/>
+                </v:formulas>
+                <v:path o:extrusionok="f" gradientshapeok="t" o:connecttype="rect"/>
+                <o:lock v:ext="edit" aspectratio="t"/>
+              </v:shapetype>
+              <v:shape id="_x0000_i12" o:spid="_x0000_s12" type="#_x0000_t75" style="width:467.75pt;height:251.01pt;mso-wrap-distance-left:0.00pt;mso-wrap-distance-top:0.00pt;mso-wrap-distance-right:0.00pt;mso-wrap-distance-bottom:0.00pt;z-index:1;" stroked="false">
+                <v:imagedata r:id="rId20" o:title=""/>
+                <o:lock v:ext="edit" rotation="t"/>
+              </v:shape>
+            </w:pict>
+          </mc:Fallback>
+        </mc:AlternateContent>
+      </w:r>
+      <w:r>
+        <w:rPr>
+          <w:highlight w:val="none"/>
+        </w:rPr>
+      </w:r>
+      <w:r>
+        <w:rPr>
+          <w:highlight w:val="none"/>
+        </w:rPr>
+      </w:r>
+      <w:r>
+        <w:rPr>
+          <w:highlight w:val="none"/>
+        </w:rPr>
+      </w:r>
+    </w:p>
+    <w:p>
+      <w:pPr>
+        <w:pBdr/>
+        <w:spacing/>
+        <w:ind/>
+        <w:rPr>
+          <w:highlight w:val="none"/>
+        </w:rPr>
+      </w:pPr>
+      <w:r>
+        <w:rPr>
+          <w:highlight w:val="none"/>
+        </w:rPr>
+      </w:r>
+      <w:r>
+        <w:rPr>
+          <w:highlight w:val="none"/>
+        </w:rPr>
+      </w:r>
+      <w:r/>
+      <w:r>
+        <w:rPr>
+          <w:highlight w:val="none"/>
+        </w:rPr>
+      </w:r>
+      <w:r>
+        <mc:AlternateContent>
+          <mc:Choice Requires="wpg">
+            <w:drawing>
+              <wp:inline xmlns:wp="http://schemas.openxmlformats.org/drawingml/2006/wordprocessingDrawing" distT="0" distB="0" distL="0" distR="0">
+                <wp:extent cx="5940425" cy="4516183"/>
+                <wp:effectExtent l="0" t="0" r="0" b="0"/>
+                <wp:docPr id="14" name=""/>
+                <wp:cNvGraphicFramePr>
+                  <a:graphicFrameLocks xmlns:a="http://schemas.openxmlformats.org/drawingml/2006/main" noChangeAspect="1"/>
+                </wp:cNvGraphicFramePr>
+                <a:graphic xmlns:a="http://schemas.openxmlformats.org/drawingml/2006/main">
+                  <a:graphicData uri="http://schemas.openxmlformats.org/drawingml/2006/picture">
+                    <pic:pic xmlns:pic="http://schemas.openxmlformats.org/drawingml/2006/picture">
+                      <pic:nvPicPr>
+                        <pic:cNvPr id="1068709621" name=""/>
+                        <pic:cNvPicPr>
+                          <a:picLocks noChangeAspect="1"/>
+                        </pic:cNvPicPr>
+                        <pic:nvPr/>
+                      </pic:nvPicPr>
+                      <pic:blipFill rotWithShape="1">
+                        <a:blip r:embed="rId21"/>
+                        <a:stretch/>
+                      </pic:blipFill>
+                      <pic:spPr bwMode="auto">
+                        <a:xfrm>
+                          <a:off x="0" y="0"/>
+                          <a:ext cx="5940424" cy="4516183"/>
+                        </a:xfrm>
+                        <a:prstGeom prst="rect">
+                          <a:avLst/>
+                        </a:prstGeom>
+                      </pic:spPr>
+                    </pic:pic>
+                  </a:graphicData>
+                </a:graphic>
+              </wp:inline>
+            </w:drawing>
+          </mc:Choice>
+          <mc:Fallback>
+            <w:pict>
+              <v:shapetype id="_x0000_t75" coordsize="21600,21600" o:spt="75" o:preferrelative="t" path="m@4@5l@4@11@9@11@9@5xe" filled="f" stroked="f">
+                <v:stroke joinstyle="miter"/>
+                <v:formulas>
+                  <v:f eqn="if lineDrawn pixelLineWidth 0"/>
+                  <v:f eqn="sum @0 1 0"/>
+                  <v:f eqn="sum 0 0 @1"/>
+                  <v:f eqn="prod @2 1 2"/>
+                  <v:f eqn="prod @3 21600 pixelWidth"/>
+                  <v:f eqn="prod @3 21600 pixelHeight"/>
+                  <v:f eqn="sum @0 0 1"/>
+                  <v:f eqn="prod @6 1 2"/>
+                  <v:f eqn="prod @7 21600 pixelWidth"/>
+                  <v:f eqn="sum @8 21600 0"/>
+                  <v:f eqn="prod @7 21600 pixelHeight"/>
+                  <v:f eqn="sum @10 21600 0"/>
+                </v:formulas>
+                <v:path o:extrusionok="f" gradientshapeok="t" o:connecttype="rect"/>
+                <o:lock v:ext="edit" aspectratio="t"/>
+              </v:shapetype>
+              <v:shape id="_x0000_i13" o:spid="_x0000_s13" type="#_x0000_t75" style="width:467.75pt;height:355.60pt;mso-wrap-distance-left:0.00pt;mso-wrap-distance-top:0.00pt;mso-wrap-distance-right:0.00pt;mso-wrap-distance-bottom:0.00pt;z-index:1;" stroked="false">
+                <v:imagedata r:id="rId21" o:title=""/>
+                <o:lock v:ext="edit" rotation="t"/>
+              </v:shape>
+            </w:pict>
+          </mc:Fallback>
+        </mc:AlternateContent>
+      </w:r>
+      <w:r>
+        <w:rPr>
+          <w:highlight w:val="none"/>
+        </w:rPr>
+      </w:r>
+      <w:r>
+        <w:rPr>
+          <w:highlight w:val="none"/>
+        </w:rPr>
+      </w:r>
+    </w:p>
+    <w:p>
+      <w:pPr>
+        <w:pBdr/>
+        <w:spacing/>
+        <w:ind/>
+        <w:rPr>
+          <w:highlight w:val="none"/>
+        </w:rPr>
+      </w:pPr>
+      <w:r>
+        <w:rPr>
+          <w:highlight w:val="none"/>
+        </w:rPr>
+      </w:r>
+      <w:r>
+        <mc:AlternateContent>
+          <mc:Choice Requires="wpg">
+            <w:drawing>
+              <wp:inline xmlns:wp="http://schemas.openxmlformats.org/drawingml/2006/wordprocessingDrawing" distT="0" distB="0" distL="0" distR="0">
+                <wp:extent cx="5940425" cy="1892090"/>
+                <wp:effectExtent l="0" t="0" r="0" b="0"/>
+                <wp:docPr id="15" name=""/>
+                <wp:cNvGraphicFramePr>
+                  <a:graphicFrameLocks xmlns:a="http://schemas.openxmlformats.org/drawingml/2006/main" noChangeAspect="1"/>
+                </wp:cNvGraphicFramePr>
+                <a:graphic xmlns:a="http://schemas.openxmlformats.org/drawingml/2006/main">
+                  <a:graphicData uri="http://schemas.openxmlformats.org/drawingml/2006/picture">
+                    <pic:pic xmlns:pic="http://schemas.openxmlformats.org/drawingml/2006/picture">
+                      <pic:nvPicPr>
+                        <pic:cNvPr id="1225559353" name=""/>
+                        <pic:cNvPicPr>
+                          <a:picLocks noChangeAspect="1"/>
+                        </pic:cNvPicPr>
+                        <pic:nvPr/>
+                      </pic:nvPicPr>
+                      <pic:blipFill rotWithShape="1">
+                        <a:blip r:embed="rId22"/>
+                        <a:stretch/>
+                      </pic:blipFill>
+                      <pic:spPr bwMode="auto">
+                        <a:xfrm>
+                          <a:off x="0" y="0"/>
+                          <a:ext cx="5940424" cy="1892089"/>
+                        </a:xfrm>
+                        <a:prstGeom prst="rect">
+                          <a:avLst/>
+                        </a:prstGeom>
+                      </pic:spPr>
+                    </pic:pic>
+                  </a:graphicData>
+                </a:graphic>
+              </wp:inline>
+            </w:drawing>
+          </mc:Choice>
+          <mc:Fallback>
+            <w:pict>
+              <v:shapetype id="_x0000_t75" coordsize="21600,21600" o:spt="75" o:preferrelative="t" path="m@4@5l@4@11@9@11@9@5xe" filled="f" stroked="f">
+                <v:stroke joinstyle="miter"/>
+                <v:formulas>
+                  <v:f eqn="if lineDrawn pixelLineWidth 0"/>
+                  <v:f eqn="sum @0 1 0"/>
+                  <v:f eqn="sum 0 0 @1"/>
+                  <v:f eqn="prod @2 1 2"/>
+                  <v:f eqn="prod @3 21600 pixelWidth"/>
+                  <v:f eqn="prod @3 21600 pixelHeight"/>
+                  <v:f eqn="sum @0 0 1"/>
+                  <v:f eqn="prod @6 1 2"/>
+                  <v:f eqn="prod @7 21600 pixelWidth"/>
+                  <v:f eqn="sum @8 21600 0"/>
+                  <v:f eqn="prod @7 21600 pixelHeight"/>
+                  <v:f eqn="sum @10 21600 0"/>
+                </v:formulas>
+                <v:path o:extrusionok="f" gradientshapeok="t" o:connecttype="rect"/>
+                <o:lock v:ext="edit" aspectratio="t"/>
+              </v:shapetype>
+              <v:shape id="_x0000_i14" o:spid="_x0000_s14" type="#_x0000_t75" style="width:467.75pt;height:148.98pt;mso-wrap-distance-left:0.00pt;mso-wrap-distance-top:0.00pt;mso-wrap-distance-right:0.00pt;mso-wrap-distance-bottom:0.00pt;z-index:1;" stroked="false">
+                <v:imagedata r:id="rId22" o:title=""/>
+                <o:lock v:ext="edit" rotation="t"/>
+              </v:shape>
+            </w:pict>
+          </mc:Fallback>
+        </mc:AlternateContent>
+      </w:r>
+      <w:r>
+        <w:rPr>
+          <w:highlight w:val="none"/>
+        </w:rPr>
+      </w:r>
+      <w:r>
+        <w:rPr>
+          <w:highlight w:val="none"/>
+        </w:rPr>
+      </w:r>
+      <w:r>
+        <w:rPr>
+          <w:highlight w:val="none"/>
+        </w:rPr>
+      </w:r>
+    </w:p>
+    <w:p>
+      <w:pPr>
+        <w:pBdr/>
+        <w:spacing/>
+        <w:ind/>
+        <w:rPr>
+          <w:highlight w:val="none"/>
+        </w:rPr>
+      </w:pPr>
+      <w:r>
+        <w:rPr>
+          <w:highlight w:val="none"/>
+        </w:rPr>
+      </w:r>
+      <w:r>
+        <w:rPr>
+          <w:highlight w:val="none"/>
+        </w:rPr>
+      </w:r>
+      <w:r>
+        <w:rPr>
+          <w:highlight w:val="none"/>
+        </w:rPr>
+      </w:r>
+    </w:p>
+    <w:p>
+      <w:pPr>
+        <w:pBdr/>
+        <w:spacing/>
+        <w:ind/>
+        <w:rPr>
+          <w:highlight w:val="none"/>
+        </w:rPr>
+      </w:pPr>
       <w:r>
         <w:rPr>
           <w:highlight w:val="none"/>

--- a/TaskBoard/DOC/zadanie.docx
+++ b/TaskBoard/DOC/zadanie.docx
@@ -1520,6 +1520,591 @@
           </mc:Fallback>
         </mc:AlternateContent>
       </w:r>
+      <w:r>
+        <w:rPr>
+          <w:highlight w:val="none"/>
+        </w:rPr>
+      </w:r>
+      <w:r>
+        <w:rPr>
+          <w:highlight w:val="none"/>
+        </w:rPr>
+      </w:r>
+      <w:r>
+        <w:rPr>
+          <w:highlight w:val="none"/>
+        </w:rPr>
+      </w:r>
+    </w:p>
+    <w:p>
+      <w:pPr>
+        <w:pBdr/>
+        <w:spacing/>
+        <w:ind/>
+        <w:rPr>
+          <w:highlight w:val="none"/>
+        </w:rPr>
+      </w:pPr>
+      <w:r>
+        <w:rPr>
+          <w:highlight w:val="none"/>
+        </w:rPr>
+      </w:r>
+      <w:r>
+        <w:t xml:space="preserve">Уровень 3 — Сложное:</w:t>
+      </w:r>
+      <w:r>
+        <w:rPr>
+          <w:highlight w:val="none"/>
+        </w:rPr>
+      </w:r>
+      <w:r>
+        <w:rPr>
+          <w:highlight w:val="none"/>
+        </w:rPr>
+      </w:r>
+    </w:p>
+    <w:p>
+      <w:pPr>
+        <w:pBdr/>
+        <w:spacing/>
+        <w:ind/>
+        <w:rPr>
+          <w:highlight w:val="none"/>
+        </w:rPr>
+      </w:pPr>
+      <w:r>
+        <w:rPr>
+          <w:highlight w:val="none"/>
+        </w:rPr>
+      </w:r>
+      <w:r>
+        <mc:AlternateContent>
+          <mc:Choice Requires="wpg">
+            <w:drawing>
+              <wp:inline xmlns:wp="http://schemas.openxmlformats.org/drawingml/2006/wordprocessingDrawing" distT="0" distB="0" distL="0" distR="0">
+                <wp:extent cx="5940425" cy="3829787"/>
+                <wp:effectExtent l="0" t="0" r="0" b="0"/>
+                <wp:docPr id="16" name=""/>
+                <wp:cNvGraphicFramePr>
+                  <a:graphicFrameLocks xmlns:a="http://schemas.openxmlformats.org/drawingml/2006/main" noChangeAspect="1"/>
+                </wp:cNvGraphicFramePr>
+                <a:graphic xmlns:a="http://schemas.openxmlformats.org/drawingml/2006/main">
+                  <a:graphicData uri="http://schemas.openxmlformats.org/drawingml/2006/picture">
+                    <pic:pic xmlns:pic="http://schemas.openxmlformats.org/drawingml/2006/picture">
+                      <pic:nvPicPr>
+                        <pic:cNvPr id="1657152092" name=""/>
+                        <pic:cNvPicPr>
+                          <a:picLocks noChangeAspect="1"/>
+                        </pic:cNvPicPr>
+                        <pic:nvPr/>
+                      </pic:nvPicPr>
+                      <pic:blipFill rotWithShape="1">
+                        <a:blip r:embed="rId23"/>
+                        <a:stretch/>
+                      </pic:blipFill>
+                      <pic:spPr bwMode="auto">
+                        <a:xfrm>
+                          <a:off x="0" y="0"/>
+                          <a:ext cx="5940424" cy="3829786"/>
+                        </a:xfrm>
+                        <a:prstGeom prst="rect">
+                          <a:avLst/>
+                        </a:prstGeom>
+                      </pic:spPr>
+                    </pic:pic>
+                  </a:graphicData>
+                </a:graphic>
+              </wp:inline>
+            </w:drawing>
+          </mc:Choice>
+          <mc:Fallback>
+            <w:pict>
+              <v:shapetype id="_x0000_t75" coordsize="21600,21600" o:spt="75" o:preferrelative="t" path="m@4@5l@4@11@9@11@9@5xe" filled="f" stroked="f">
+                <v:stroke joinstyle="miter"/>
+                <v:formulas>
+                  <v:f eqn="if lineDrawn pixelLineWidth 0"/>
+                  <v:f eqn="sum @0 1 0"/>
+                  <v:f eqn="sum 0 0 @1"/>
+                  <v:f eqn="prod @2 1 2"/>
+                  <v:f eqn="prod @3 21600 pixelWidth"/>
+                  <v:f eqn="prod @3 21600 pixelHeight"/>
+                  <v:f eqn="sum @0 0 1"/>
+                  <v:f eqn="prod @6 1 2"/>
+                  <v:f eqn="prod @7 21600 pixelWidth"/>
+                  <v:f eqn="sum @8 21600 0"/>
+                  <v:f eqn="prod @7 21600 pixelHeight"/>
+                  <v:f eqn="sum @10 21600 0"/>
+                </v:formulas>
+                <v:path o:extrusionok="f" gradientshapeok="t" o:connecttype="rect"/>
+                <o:lock v:ext="edit" aspectratio="t"/>
+              </v:shapetype>
+              <v:shape id="_x0000_i15" o:spid="_x0000_s15" type="#_x0000_t75" style="width:467.75pt;height:301.56pt;mso-wrap-distance-left:0.00pt;mso-wrap-distance-top:0.00pt;mso-wrap-distance-right:0.00pt;mso-wrap-distance-bottom:0.00pt;z-index:1;" stroked="false">
+                <v:imagedata r:id="rId23" o:title=""/>
+                <o:lock v:ext="edit" rotation="t"/>
+              </v:shape>
+            </w:pict>
+          </mc:Fallback>
+        </mc:AlternateContent>
+      </w:r>
+      <w:r>
+        <w:rPr>
+          <w:highlight w:val="none"/>
+        </w:rPr>
+      </w:r>
+      <w:r/>
+      <w:r>
+        <w:rPr>
+          <w:highlight w:val="none"/>
+        </w:rPr>
+      </w:r>
+      <w:r>
+        <w:rPr>
+          <w:highlight w:val="none"/>
+        </w:rPr>
+      </w:r>
+      <w:r>
+        <w:rPr>
+          <w:highlight w:val="none"/>
+        </w:rPr>
+      </w:r>
+    </w:p>
+    <w:p>
+      <w:pPr>
+        <w:pBdr/>
+        <w:spacing/>
+        <w:ind/>
+        <w:rPr>
+          <w:highlight w:val="none"/>
+        </w:rPr>
+      </w:pPr>
+      <w:r>
+        <w:rPr>
+          <w:highlight w:val="none"/>
+        </w:rPr>
+      </w:r>
+      <w:r>
+        <mc:AlternateContent>
+          <mc:Choice Requires="wpg">
+            <w:drawing>
+              <wp:inline xmlns:wp="http://schemas.openxmlformats.org/drawingml/2006/wordprocessingDrawing" distT="0" distB="0" distL="0" distR="0">
+                <wp:extent cx="5940425" cy="3354461"/>
+                <wp:effectExtent l="0" t="0" r="0" b="0"/>
+                <wp:docPr id="17" name=""/>
+                <wp:cNvGraphicFramePr>
+                  <a:graphicFrameLocks xmlns:a="http://schemas.openxmlformats.org/drawingml/2006/main" noChangeAspect="1"/>
+                </wp:cNvGraphicFramePr>
+                <a:graphic xmlns:a="http://schemas.openxmlformats.org/drawingml/2006/main">
+                  <a:graphicData uri="http://schemas.openxmlformats.org/drawingml/2006/picture">
+                    <pic:pic xmlns:pic="http://schemas.openxmlformats.org/drawingml/2006/picture">
+                      <pic:nvPicPr>
+                        <pic:cNvPr id="30533708" name=""/>
+                        <pic:cNvPicPr>
+                          <a:picLocks noChangeAspect="1"/>
+                        </pic:cNvPicPr>
+                        <pic:nvPr/>
+                      </pic:nvPicPr>
+                      <pic:blipFill rotWithShape="1">
+                        <a:blip r:embed="rId24"/>
+                        <a:stretch/>
+                      </pic:blipFill>
+                      <pic:spPr bwMode="auto">
+                        <a:xfrm>
+                          <a:off x="0" y="0"/>
+                          <a:ext cx="5940424" cy="3354460"/>
+                        </a:xfrm>
+                        <a:prstGeom prst="rect">
+                          <a:avLst/>
+                        </a:prstGeom>
+                      </pic:spPr>
+                    </pic:pic>
+                  </a:graphicData>
+                </a:graphic>
+              </wp:inline>
+            </w:drawing>
+          </mc:Choice>
+          <mc:Fallback>
+            <w:pict>
+              <v:shapetype id="_x0000_t75" coordsize="21600,21600" o:spt="75" o:preferrelative="t" path="m@4@5l@4@11@9@11@9@5xe" filled="f" stroked="f">
+                <v:stroke joinstyle="miter"/>
+                <v:formulas>
+                  <v:f eqn="if lineDrawn pixelLineWidth 0"/>
+                  <v:f eqn="sum @0 1 0"/>
+                  <v:f eqn="sum 0 0 @1"/>
+                  <v:f eqn="prod @2 1 2"/>
+                  <v:f eqn="prod @3 21600 pixelWidth"/>
+                  <v:f eqn="prod @3 21600 pixelHeight"/>
+                  <v:f eqn="sum @0 0 1"/>
+                  <v:f eqn="prod @6 1 2"/>
+                  <v:f eqn="prod @7 21600 pixelWidth"/>
+                  <v:f eqn="sum @8 21600 0"/>
+                  <v:f eqn="prod @7 21600 pixelHeight"/>
+                  <v:f eqn="sum @10 21600 0"/>
+                </v:formulas>
+                <v:path o:extrusionok="f" gradientshapeok="t" o:connecttype="rect"/>
+                <o:lock v:ext="edit" aspectratio="t"/>
+              </v:shapetype>
+              <v:shape id="_x0000_i16" o:spid="_x0000_s16" type="#_x0000_t75" style="width:467.75pt;height:264.13pt;mso-wrap-distance-left:0.00pt;mso-wrap-distance-top:0.00pt;mso-wrap-distance-right:0.00pt;mso-wrap-distance-bottom:0.00pt;z-index:1;" stroked="false">
+                <v:imagedata r:id="rId24" o:title=""/>
+                <o:lock v:ext="edit" rotation="t"/>
+              </v:shape>
+            </w:pict>
+          </mc:Fallback>
+        </mc:AlternateContent>
+      </w:r>
+      <w:r>
+        <w:rPr>
+          <w:highlight w:val="none"/>
+        </w:rPr>
+      </w:r>
+      <w:r>
+        <w:rPr>
+          <w:highlight w:val="none"/>
+        </w:rPr>
+      </w:r>
+      <w:r>
+        <w:rPr>
+          <w:highlight w:val="none"/>
+        </w:rPr>
+      </w:r>
+    </w:p>
+    <w:p>
+      <w:pPr>
+        <w:pBdr/>
+        <w:spacing/>
+        <w:ind/>
+        <w:rPr>
+          <w:highlight w:val="none"/>
+        </w:rPr>
+      </w:pPr>
+      <w:r>
+        <w:rPr>
+          <w:highlight w:val="none"/>
+        </w:rPr>
+      </w:r>
+      <w:r>
+        <mc:AlternateContent>
+          <mc:Choice Requires="wpg">
+            <w:drawing>
+              <wp:inline xmlns:wp="http://schemas.openxmlformats.org/drawingml/2006/wordprocessingDrawing" distT="0" distB="0" distL="0" distR="0">
+                <wp:extent cx="5940425" cy="3482318"/>
+                <wp:effectExtent l="0" t="0" r="0" b="0"/>
+                <wp:docPr id="18" name=""/>
+                <wp:cNvGraphicFramePr>
+                  <a:graphicFrameLocks xmlns:a="http://schemas.openxmlformats.org/drawingml/2006/main" noChangeAspect="1"/>
+                </wp:cNvGraphicFramePr>
+                <a:graphic xmlns:a="http://schemas.openxmlformats.org/drawingml/2006/main">
+                  <a:graphicData uri="http://schemas.openxmlformats.org/drawingml/2006/picture">
+                    <pic:pic xmlns:pic="http://schemas.openxmlformats.org/drawingml/2006/picture">
+                      <pic:nvPicPr>
+                        <pic:cNvPr id="751427393" name=""/>
+                        <pic:cNvPicPr>
+                          <a:picLocks noChangeAspect="1"/>
+                        </pic:cNvPicPr>
+                        <pic:nvPr/>
+                      </pic:nvPicPr>
+                      <pic:blipFill rotWithShape="1">
+                        <a:blip r:embed="rId25"/>
+                        <a:stretch/>
+                      </pic:blipFill>
+                      <pic:spPr bwMode="auto">
+                        <a:xfrm>
+                          <a:off x="0" y="0"/>
+                          <a:ext cx="5940424" cy="3482317"/>
+                        </a:xfrm>
+                        <a:prstGeom prst="rect">
+                          <a:avLst/>
+                        </a:prstGeom>
+                      </pic:spPr>
+                    </pic:pic>
+                  </a:graphicData>
+                </a:graphic>
+              </wp:inline>
+            </w:drawing>
+          </mc:Choice>
+          <mc:Fallback>
+            <w:pict>
+              <v:shapetype id="_x0000_t75" coordsize="21600,21600" o:spt="75" o:preferrelative="t" path="m@4@5l@4@11@9@11@9@5xe" filled="f" stroked="f">
+                <v:stroke joinstyle="miter"/>
+                <v:formulas>
+                  <v:f eqn="if lineDrawn pixelLineWidth 0"/>
+                  <v:f eqn="sum @0 1 0"/>
+                  <v:f eqn="sum 0 0 @1"/>
+                  <v:f eqn="prod @2 1 2"/>
+                  <v:f eqn="prod @3 21600 pixelWidth"/>
+                  <v:f eqn="prod @3 21600 pixelHeight"/>
+                  <v:f eqn="sum @0 0 1"/>
+                  <v:f eqn="prod @6 1 2"/>
+                  <v:f eqn="prod @7 21600 pixelWidth"/>
+                  <v:f eqn="sum @8 21600 0"/>
+                  <v:f eqn="prod @7 21600 pixelHeight"/>
+                  <v:f eqn="sum @10 21600 0"/>
+                </v:formulas>
+                <v:path o:extrusionok="f" gradientshapeok="t" o:connecttype="rect"/>
+                <o:lock v:ext="edit" aspectratio="t"/>
+              </v:shapetype>
+              <v:shape id="_x0000_i17" o:spid="_x0000_s17" type="#_x0000_t75" style="width:467.75pt;height:274.20pt;mso-wrap-distance-left:0.00pt;mso-wrap-distance-top:0.00pt;mso-wrap-distance-right:0.00pt;mso-wrap-distance-bottom:0.00pt;z-index:1;" stroked="false">
+                <v:imagedata r:id="rId25" o:title=""/>
+                <o:lock v:ext="edit" rotation="t"/>
+              </v:shape>
+            </w:pict>
+          </mc:Fallback>
+        </mc:AlternateContent>
+      </w:r>
+      <w:r>
+        <w:rPr>
+          <w:highlight w:val="none"/>
+        </w:rPr>
+      </w:r>
+      <w:r>
+        <w:rPr>
+          <w:highlight w:val="none"/>
+        </w:rPr>
+      </w:r>
+      <w:r>
+        <w:rPr>
+          <w:highlight w:val="none"/>
+        </w:rPr>
+      </w:r>
+    </w:p>
+    <w:p>
+      <w:pPr>
+        <w:pBdr/>
+        <w:spacing/>
+        <w:ind/>
+        <w:rPr>
+          <w:highlight w:val="none"/>
+        </w:rPr>
+      </w:pPr>
+      <w:r>
+        <w:rPr>
+          <w:highlight w:val="none"/>
+        </w:rPr>
+      </w:r>
+      <w:r>
+        <w:rPr>
+          <w:highlight w:val="none"/>
+        </w:rPr>
+      </w:r>
+      <w:r>
+        <mc:AlternateContent>
+          <mc:Choice Requires="wpg">
+            <w:drawing>
+              <wp:inline xmlns:wp="http://schemas.openxmlformats.org/drawingml/2006/wordprocessingDrawing" distT="0" distB="0" distL="0" distR="0">
+                <wp:extent cx="5940425" cy="2959150"/>
+                <wp:effectExtent l="0" t="0" r="0" b="0"/>
+                <wp:docPr id="19" name=""/>
+                <wp:cNvGraphicFramePr>
+                  <a:graphicFrameLocks xmlns:a="http://schemas.openxmlformats.org/drawingml/2006/main" noChangeAspect="1"/>
+                </wp:cNvGraphicFramePr>
+                <a:graphic xmlns:a="http://schemas.openxmlformats.org/drawingml/2006/main">
+                  <a:graphicData uri="http://schemas.openxmlformats.org/drawingml/2006/picture">
+                    <pic:pic xmlns:pic="http://schemas.openxmlformats.org/drawingml/2006/picture">
+                      <pic:nvPicPr>
+                        <pic:cNvPr id="1592673145" name=""/>
+                        <pic:cNvPicPr>
+                          <a:picLocks noChangeAspect="1"/>
+                        </pic:cNvPicPr>
+                        <pic:nvPr/>
+                      </pic:nvPicPr>
+                      <pic:blipFill rotWithShape="1">
+                        <a:blip r:embed="rId26"/>
+                        <a:stretch/>
+                      </pic:blipFill>
+                      <pic:spPr bwMode="auto">
+                        <a:xfrm>
+                          <a:off x="0" y="0"/>
+                          <a:ext cx="5940424" cy="2959149"/>
+                        </a:xfrm>
+                        <a:prstGeom prst="rect">
+                          <a:avLst/>
+                        </a:prstGeom>
+                      </pic:spPr>
+                    </pic:pic>
+                  </a:graphicData>
+                </a:graphic>
+              </wp:inline>
+            </w:drawing>
+          </mc:Choice>
+          <mc:Fallback>
+            <w:pict>
+              <v:shapetype id="_x0000_t75" coordsize="21600,21600" o:spt="75" o:preferrelative="t" path="m@4@5l@4@11@9@11@9@5xe" filled="f" stroked="f">
+                <v:stroke joinstyle="miter"/>
+                <v:formulas>
+                  <v:f eqn="if lineDrawn pixelLineWidth 0"/>
+                  <v:f eqn="sum @0 1 0"/>
+                  <v:f eqn="sum 0 0 @1"/>
+                  <v:f eqn="prod @2 1 2"/>
+                  <v:f eqn="prod @3 21600 pixelWidth"/>
+                  <v:f eqn="prod @3 21600 pixelHeight"/>
+                  <v:f eqn="sum @0 0 1"/>
+                  <v:f eqn="prod @6 1 2"/>
+                  <v:f eqn="prod @7 21600 pixelWidth"/>
+                  <v:f eqn="sum @8 21600 0"/>
+                  <v:f eqn="prod @7 21600 pixelHeight"/>
+                  <v:f eqn="sum @10 21600 0"/>
+                </v:formulas>
+                <v:path o:extrusionok="f" gradientshapeok="t" o:connecttype="rect"/>
+                <o:lock v:ext="edit" aspectratio="t"/>
+              </v:shapetype>
+              <v:shape id="_x0000_i18" o:spid="_x0000_s18" type="#_x0000_t75" style="width:467.75pt;height:233.00pt;mso-wrap-distance-left:0.00pt;mso-wrap-distance-top:0.00pt;mso-wrap-distance-right:0.00pt;mso-wrap-distance-bottom:0.00pt;z-index:1;" stroked="false">
+                <v:imagedata r:id="rId26" o:title=""/>
+                <o:lock v:ext="edit" rotation="t"/>
+              </v:shape>
+            </w:pict>
+          </mc:Fallback>
+        </mc:AlternateContent>
+      </w:r>
+      <w:r>
+        <w:rPr>
+          <w:highlight w:val="none"/>
+        </w:rPr>
+      </w:r>
+      <w:r>
+        <w:rPr>
+          <w:highlight w:val="none"/>
+        </w:rPr>
+      </w:r>
+    </w:p>
+    <w:p>
+      <w:pPr>
+        <w:pBdr/>
+        <w:spacing/>
+        <w:ind/>
+        <w:rPr>
+          <w:highlight w:val="none"/>
+        </w:rPr>
+      </w:pPr>
+      <w:r>
+        <w:rPr>
+          <w:highlight w:val="none"/>
+        </w:rPr>
+      </w:r>
+      <w:r>
+        <w:rPr>
+          <w:highlight w:val="none"/>
+        </w:rPr>
+      </w:r>
+      <w:r>
+        <w:rPr>
+          <w:highlight w:val="none"/>
+        </w:rPr>
+      </w:r>
+    </w:p>
+    <w:p>
+      <w:pPr>
+        <w:pBdr/>
+        <w:spacing/>
+        <w:ind/>
+        <w:rPr>
+          <w:highlight w:val="none"/>
+        </w:rPr>
+      </w:pPr>
+      <w:r>
+        <w:rPr>
+          <w:highlight w:val="none"/>
+        </w:rPr>
+      </w:r>
+      <w:r>
+        <mc:AlternateContent>
+          <mc:Choice Requires="wpg">
+            <w:drawing>
+              <wp:inline xmlns:wp="http://schemas.openxmlformats.org/drawingml/2006/wordprocessingDrawing" distT="0" distB="0" distL="0" distR="0">
+                <wp:extent cx="5940425" cy="3087458"/>
+                <wp:effectExtent l="0" t="0" r="0" b="0"/>
+                <wp:docPr id="20" name=""/>
+                <wp:cNvGraphicFramePr>
+                  <a:graphicFrameLocks xmlns:a="http://schemas.openxmlformats.org/drawingml/2006/main" noChangeAspect="1"/>
+                </wp:cNvGraphicFramePr>
+                <a:graphic xmlns:a="http://schemas.openxmlformats.org/drawingml/2006/main">
+                  <a:graphicData uri="http://schemas.openxmlformats.org/drawingml/2006/picture">
+                    <pic:pic xmlns:pic="http://schemas.openxmlformats.org/drawingml/2006/picture">
+                      <pic:nvPicPr>
+                        <pic:cNvPr id="1955055991" name=""/>
+                        <pic:cNvPicPr>
+                          <a:picLocks noChangeAspect="1"/>
+                        </pic:cNvPicPr>
+                        <pic:nvPr/>
+                      </pic:nvPicPr>
+                      <pic:blipFill rotWithShape="1">
+                        <a:blip r:embed="rId27"/>
+                        <a:stretch/>
+                      </pic:blipFill>
+                      <pic:spPr bwMode="auto">
+                        <a:xfrm>
+                          <a:off x="0" y="0"/>
+                          <a:ext cx="5940424" cy="3087457"/>
+                        </a:xfrm>
+                        <a:prstGeom prst="rect">
+                          <a:avLst/>
+                        </a:prstGeom>
+                      </pic:spPr>
+                    </pic:pic>
+                  </a:graphicData>
+                </a:graphic>
+              </wp:inline>
+            </w:drawing>
+          </mc:Choice>
+          <mc:Fallback>
+            <w:pict>
+              <v:shapetype id="_x0000_t75" coordsize="21600,21600" o:spt="75" o:preferrelative="t" path="m@4@5l@4@11@9@11@9@5xe" filled="f" stroked="f">
+                <v:stroke joinstyle="miter"/>
+                <v:formulas>
+                  <v:f eqn="if lineDrawn pixelLineWidth 0"/>
+                  <v:f eqn="sum @0 1 0"/>
+                  <v:f eqn="sum 0 0 @1"/>
+                  <v:f eqn="prod @2 1 2"/>
+                  <v:f eqn="prod @3 21600 pixelWidth"/>
+                  <v:f eqn="prod @3 21600 pixelHeight"/>
+                  <v:f eqn="sum @0 0 1"/>
+                  <v:f eqn="prod @6 1 2"/>
+                  <v:f eqn="prod @7 21600 pixelWidth"/>
+                  <v:f eqn="sum @8 21600 0"/>
+                  <v:f eqn="prod @7 21600 pixelHeight"/>
+                  <v:f eqn="sum @10 21600 0"/>
+                </v:formulas>
+                <v:path o:extrusionok="f" gradientshapeok="t" o:connecttype="rect"/>
+                <o:lock v:ext="edit" aspectratio="t"/>
+              </v:shapetype>
+              <v:shape id="_x0000_i19" o:spid="_x0000_s19" type="#_x0000_t75" style="width:467.75pt;height:243.11pt;mso-wrap-distance-left:0.00pt;mso-wrap-distance-top:0.00pt;mso-wrap-distance-right:0.00pt;mso-wrap-distance-bottom:0.00pt;z-index:1;" stroked="false">
+                <v:imagedata r:id="rId27" o:title=""/>
+                <o:lock v:ext="edit" rotation="t"/>
+              </v:shape>
+            </w:pict>
+          </mc:Fallback>
+        </mc:AlternateContent>
+      </w:r>
+      <w:r>
+        <w:rPr>
+          <w:highlight w:val="none"/>
+        </w:rPr>
+      </w:r>
+      <w:r>
+        <w:rPr>
+          <w:highlight w:val="none"/>
+        </w:rPr>
+      </w:r>
+      <w:r/>
+      <w:r>
+        <w:rPr>
+          <w:highlight w:val="none"/>
+        </w:rPr>
+      </w:r>
+      <w:r>
+        <w:rPr>
+          <w:highlight w:val="none"/>
+        </w:rPr>
+      </w:r>
+    </w:p>
+    <w:p>
+      <w:pPr>
+        <w:pBdr/>
+        <w:spacing/>
+        <w:ind/>
+        <w:rPr>
+          <w:highlight w:val="none"/>
+        </w:rPr>
+      </w:pPr>
       <w:r>
         <w:rPr>
           <w:highlight w:val="none"/>
